--- a/eval/corpora/uv-docs-ingested/sources/concepts/projects/sync.docx
+++ b/eval/corpora/uv-docs-ingested/sources/concepts/projects/sync.docx
@@ -33,7 +33,7 @@
         <w:t xml:space="preserve"> </w:t>
       </w:r>
       <w:r>
-        <w:t xml:space="preserve">your project’s dependencies into a</w:t>
+        <w:t xml:space="preserve">your project's dependencies into a</w:t>
       </w:r>
       <w:r>
         <w:t xml:space="preserve"> </w:t>
@@ -674,19 +674,7 @@
         <w:t xml:space="preserve"> </w:t>
       </w:r>
       <w:r>
-        <w:t xml:space="preserve">performs</w:t>
-      </w:r>
-      <w:r>
-        <w:t xml:space="preserve"> </w:t>
-      </w:r>
-      <w:r>
-        <w:t xml:space="preserve">“exact”</w:t>
-      </w:r>
-      <w:r>
-        <w:t xml:space="preserve"> </w:t>
-      </w:r>
-      <w:r>
-        <w:t xml:space="preserve">syncing by default, which means it will remove any packages that are not</w:t>
+        <w:t xml:space="preserve">performs "exact" syncing by default, which means it will remove any packages that are not</w:t>
       </w:r>
       <w:r>
         <w:t xml:space="preserve"> </w:t>
@@ -749,19 +737,7 @@
         <w:t xml:space="preserve"> </w:t>
       </w:r>
       <w:r>
-        <w:t xml:space="preserve">uses</w:t>
-      </w:r>
-      <w:r>
-        <w:t xml:space="preserve"> </w:t>
-      </w:r>
-      <w:r>
-        <w:t xml:space="preserve">“inexact”</w:t>
-      </w:r>
-      <w:r>
-        <w:t xml:space="preserve"> </w:t>
-      </w:r>
-      <w:r>
-        <w:t xml:space="preserve">syncing by default, ensuring that all required packages are</w:t>
+        <w:t xml:space="preserve">uses "inexact" syncing by default, ensuring that all required packages are</w:t>
       </w:r>
       <w:r>
         <w:t xml:space="preserve"> </w:t>
@@ -844,16 +820,7 @@
         <w:t xml:space="preserve"> </w:t>
       </w:r>
       <w:r>
-        <w:t xml:space="preserve">frequently referred to as</w:t>
-      </w:r>
-      <w:r>
-        <w:t xml:space="preserve"> </w:t>
-      </w:r>
-      <w:r>
-        <w:t xml:space="preserve">“extras”</w:t>
-      </w:r>
-      <w:r>
-        <w:t xml:space="preserve">.</w:t>
+        <w:t xml:space="preserve">frequently referred to as "extras".</w:t>
       </w:r>
     </w:p>
     <w:p>
@@ -1385,7 +1352,7 @@
         <w:t xml:space="preserve">uv lock</w:t>
       </w:r>
       <w:r>
-        <w:t xml:space="preserve">. Package versions will only change if the project’s dependency</w:t>
+        <w:t xml:space="preserve">. Package versions will only change if the project's dependency</w:t>
       </w:r>
       <w:r>
         <w:t xml:space="preserve"> </w:t>
@@ -1462,7 +1429,7 @@
         <w:pStyle w:val="FirstParagraph"/>
       </w:pPr>
       <w:r>
-        <w:t xml:space="preserve">In all cases, upgrades are limited to the project’s dependency constraints. For example, if the</w:t>
+        <w:t xml:space="preserve">In all cases, upgrades are limited to the project's dependency constraints. For example, if the</w:t>
       </w:r>
       <w:r>
         <w:t xml:space="preserve"> </w:t>
@@ -1718,7 +1685,7 @@
         <w:pStyle w:val="FirstParagraph"/>
       </w:pPr>
       <w:r>
-        <w:t xml:space="preserve">Sometimes it’s helpful to perform installations in multiple steps, e.g., for optimal layer caching</w:t>
+        <w:t xml:space="preserve">Sometimes it's helpful to perform installations in multiple steps, e.g., for optimal layer caching</w:t>
       </w:r>
       <w:r>
         <w:t xml:space="preserve"> </w:t>
@@ -1903,7 +1870,7 @@
         </w:r>
       </w:hyperlink>
       <w:r>
-        <w:t xml:space="preserve">. OSV references MAL advisories from the OpenSSF’s</w:t>
+        <w:t xml:space="preserve">. OSV references MAL advisories from the OpenSSF's</w:t>
       </w:r>
       <w:r>
         <w:t xml:space="preserve"> </w:t>
